--- a/barlow/finesst_submission/1_anonymized_technical/osdmp_v2.docx
+++ b/barlow/finesst_submission/1_anonymized_technical/osdmp_v2.docx
@@ -10,24 +10,8 @@
         </w:rPr>
         <w:t>Open Science and Data Management Plan</w:t>
       </w:r>
-    </w:p>
-    <w:p>
-      <w:pPr>
-        <w:spacing w:after="120"/>
-      </w:pPr>
-      <w:r>
-        <w:rPr>
-          <w:i/>
-        </w:rPr>
-        <w:t>FINESST proposal companion document (2-page limit). Anonymized section — no names or institutional identifiers. Verify final question list against ROSES F.5 §5.1.1.3 before submission.</w:t>
-      </w:r>
-    </w:p>
-    <w:p>
-      <w:pPr>
-        <w:pBdr>
-          <w:bottom w:val="single" w:sz="6" w:space="1" w:color="BBBBBB"/>
-        </w:pBdr>
-      </w:pPr>
+      <w:bookmarkStart w:id="0" w:name="_GoBack"/>
+      <w:bookmarkEnd w:id="0"/>
     </w:p>
     <w:p>
       <w:pPr>
@@ -38,14 +22,7 @@
           <w:b/>
           <w:sz w:val="24"/>
         </w:rPr>
-        <w:t xml:space="preserve">1. Data and software the </w:t>
-      </w:r>
-      <w:r>
-        <w:rPr>
-          <w:b/>
-          <w:sz w:val="24"/>
-        </w:rPr>
-        <w:t>project will use</w:t>
+        <w:t>1. Data and software the project will use</w:t>
       </w:r>
     </w:p>
     <w:p>
@@ -64,9 +41,9 @@
         <w:tblLook w:val="04A0" w:firstRow="1" w:lastRow="0" w:firstColumn="1" w:lastColumn="0" w:noHBand="0" w:noVBand="1"/>
       </w:tblPr>
       <w:tblGrid>
-        <w:gridCol w:w="3120"/>
-        <w:gridCol w:w="3120"/>
-        <w:gridCol w:w="3120"/>
+        <w:gridCol w:w="3117"/>
+        <w:gridCol w:w="3117"/>
+        <w:gridCol w:w="3116"/>
       </w:tblGrid>
       <w:tr>
         <w:trPr>
@@ -143,7 +120,21 @@
               <w:rPr>
                 <w:sz w:val="18"/>
               </w:rPr>
-              <w:t>2001 airborne lidar DEM (NASA ATM, 2 m)</w:t>
+              <w:t xml:space="preserve">2001 airborne </w:t>
+            </w:r>
+            <w:proofErr w:type="spellStart"/>
+            <w:r>
+              <w:rPr>
+                <w:sz w:val="18"/>
+              </w:rPr>
+              <w:t>LiDAR</w:t>
+            </w:r>
+            <w:proofErr w:type="spellEnd"/>
+            <w:r>
+              <w:rPr>
+                <w:sz w:val="18"/>
+              </w:rPr>
+              <w:t xml:space="preserve"> DEM (NASA ATM, 2 m)</w:t>
             </w:r>
           </w:p>
         </w:tc>
@@ -159,8 +150,16 @@
               <w:rPr>
                 <w:sz w:val="18"/>
               </w:rPr>
-              <w:t>USGS ScienceBase</w:t>
+              <w:t xml:space="preserve">USGS </w:t>
             </w:r>
+            <w:proofErr w:type="spellStart"/>
+            <w:r>
+              <w:rPr>
+                <w:sz w:val="18"/>
+              </w:rPr>
+              <w:t>ScienceBase</w:t>
+            </w:r>
+            <w:proofErr w:type="spellEnd"/>
           </w:p>
         </w:tc>
         <w:tc>
@@ -196,13 +195,21 @@
               <w:rPr>
                 <w:sz w:val="18"/>
               </w:rPr>
-              <w:t>2014–15 airborne lidar DEM + poi</w:t>
+              <w:t xml:space="preserve">2014–15 airborne </w:t>
             </w:r>
+            <w:proofErr w:type="spellStart"/>
             <w:r>
               <w:rPr>
                 <w:sz w:val="18"/>
               </w:rPr>
-              <w:t>nt cloud (NCALM, 1 m)</w:t>
+              <w:t>LiDAR</w:t>
+            </w:r>
+            <w:proofErr w:type="spellEnd"/>
+            <w:r>
+              <w:rPr>
+                <w:sz w:val="18"/>
+              </w:rPr>
+              <w:t xml:space="preserve"> DEM + point cloud (NCALM, 1 m)</w:t>
             </w:r>
           </w:p>
         </w:tc>
@@ -214,12 +221,14 @@
             <w:pPr>
               <w:spacing w:after="20"/>
             </w:pPr>
+            <w:proofErr w:type="spellStart"/>
             <w:r>
               <w:rPr>
                 <w:sz w:val="18"/>
               </w:rPr>
               <w:t>OpenTopography</w:t>
             </w:r>
+            <w:proofErr w:type="spellEnd"/>
           </w:p>
         </w:tc>
         <w:tc>
@@ -324,13 +333,7 @@
               <w:rPr>
                 <w:sz w:val="18"/>
               </w:rPr>
-              <w:t xml:space="preserve">MCM-LTER via the Environmental Data </w:t>
-            </w:r>
-            <w:r>
-              <w:rPr>
-                <w:sz w:val="18"/>
-              </w:rPr>
-              <w:t>Initiative (EDI)</w:t>
+              <w:t>MCM-LTER via the Environmental Data Initiative (EDI)</w:t>
             </w:r>
           </w:p>
         </w:tc>
@@ -385,12 +388,37 @@
               </w:rPr>
               <w:t>EDI (</w:t>
             </w:r>
+            <w:proofErr w:type="spellStart"/>
             <w:r>
               <w:rPr>
                 <w:rFonts w:ascii="Consolas" w:hAnsi="Consolas"/>
                 <w:sz w:val="15"/>
               </w:rPr>
-              <w:t>knb-lter-mcm</w:t>
+              <w:t>knb</w:t>
+            </w:r>
+            <w:proofErr w:type="spellEnd"/>
+            <w:r>
+              <w:rPr>
+                <w:rFonts w:ascii="Consolas" w:hAnsi="Consolas"/>
+                <w:sz w:val="15"/>
+              </w:rPr>
+              <w:t>-</w:t>
+            </w:r>
+            <w:proofErr w:type="spellStart"/>
+            <w:r>
+              <w:rPr>
+                <w:rFonts w:ascii="Consolas" w:hAnsi="Consolas"/>
+                <w:sz w:val="15"/>
+              </w:rPr>
+              <w:t>lter</w:t>
+            </w:r>
+            <w:proofErr w:type="spellEnd"/>
+            <w:r>
+              <w:rPr>
+                <w:rFonts w:ascii="Consolas" w:hAnsi="Consolas"/>
+                <w:sz w:val="15"/>
+              </w:rPr>
+              <w:t>-mcm</w:t>
             </w:r>
             <w:r>
               <w:rPr>
@@ -543,10 +571,7 @@
         <w:t>not</w:t>
       </w:r>
       <w:r>
-        <w:t xml:space="preserve"> publi</w:t>
-      </w:r>
-      <w:r>
-        <w:t>c: the prior dissertation's hand-digitized training tiles, held by their author. If shared, they will be used under the author's terms and will not be redistributed</w:t>
+        <w:t xml:space="preserve"> public: the prior dissertation's hand-digitized training tiles, held by their author. If shared, they will be used under the author's terms and will not be redistributed</w:t>
       </w:r>
       <w:r>
         <w:t>, and all credit will remain with the author.</w:t>
@@ -557,10 +582,55 @@
         <w:spacing w:after="120"/>
       </w:pPr>
       <w:r>
-        <w:t xml:space="preserve">All processing software is open source: Python (numpy/scipy, rasterio, geopandas, PyTorch), PDAL, GDAL/OGR, and </w:t>
+        <w:t>All processing software is open source: Python (</w:t>
       </w:r>
+      <w:proofErr w:type="spellStart"/>
       <w:r>
-        <w:t>WhiteboxTools. No proprietary software is required to reproduce any result.</w:t>
+        <w:t>numpy</w:t>
+      </w:r>
+      <w:proofErr w:type="spellEnd"/>
+      <w:r>
+        <w:t>/</w:t>
+      </w:r>
+      <w:proofErr w:type="spellStart"/>
+      <w:r>
+        <w:t>scipy</w:t>
+      </w:r>
+      <w:proofErr w:type="spellEnd"/>
+      <w:r>
+        <w:t xml:space="preserve">, </w:t>
+      </w:r>
+      <w:proofErr w:type="spellStart"/>
+      <w:r>
+        <w:t>rasterio</w:t>
+      </w:r>
+      <w:proofErr w:type="spellEnd"/>
+      <w:r>
+        <w:t xml:space="preserve">, </w:t>
+      </w:r>
+      <w:proofErr w:type="spellStart"/>
+      <w:r>
+        <w:t>geopandas</w:t>
+      </w:r>
+      <w:proofErr w:type="spellEnd"/>
+      <w:r>
+        <w:t xml:space="preserve">, </w:t>
+      </w:r>
+      <w:proofErr w:type="spellStart"/>
+      <w:r>
+        <w:t>PyTorch</w:t>
+      </w:r>
+      <w:proofErr w:type="spellEnd"/>
+      <w:r>
+        <w:t xml:space="preserve">), PDAL, GDAL/OGR, and </w:t>
+      </w:r>
+      <w:proofErr w:type="spellStart"/>
+      <w:r>
+        <w:t>WhiteboxTools</w:t>
+      </w:r>
+      <w:proofErr w:type="spellEnd"/>
+      <w:r>
+        <w:t>. No proprietary software is required to reproduce any result.</w:t>
       </w:r>
     </w:p>
     <w:p>
@@ -583,9 +653,9 @@
         <w:tblLook w:val="04A0" w:firstRow="1" w:lastRow="0" w:firstColumn="1" w:lastColumn="0" w:noHBand="0" w:noVBand="1"/>
       </w:tblPr>
       <w:tblGrid>
-        <w:gridCol w:w="3120"/>
-        <w:gridCol w:w="3120"/>
-        <w:gridCol w:w="3120"/>
+        <w:gridCol w:w="3117"/>
+        <w:gridCol w:w="3117"/>
+        <w:gridCol w:w="3116"/>
       </w:tblGrid>
       <w:tr>
         <w:trPr>
@@ -662,7 +732,21 @@
               <w:rPr>
                 <w:sz w:val="18"/>
               </w:rPr>
-              <w:t>Elevation-change (DoD) rasters, all epoch pairs</w:t>
+              <w:t xml:space="preserve">Elevation-change (DoD) </w:t>
+            </w:r>
+            <w:proofErr w:type="spellStart"/>
+            <w:r>
+              <w:rPr>
+                <w:sz w:val="18"/>
+              </w:rPr>
+              <w:t>rasters</w:t>
+            </w:r>
+            <w:proofErr w:type="spellEnd"/>
+            <w:r>
+              <w:rPr>
+                <w:sz w:val="18"/>
+              </w:rPr>
+              <w:t>, all epoch pairs</w:t>
             </w:r>
           </w:p>
         </w:tc>
@@ -678,13 +762,35 @@
               <w:rPr>
                 <w:sz w:val="18"/>
               </w:rPr>
-              <w:t xml:space="preserve">Cloud-Optimized GeoTIFF, explicit CRS </w:t>
+              <w:t xml:space="preserve">Cloud-Optimized </w:t>
             </w:r>
+            <w:proofErr w:type="spellStart"/>
             <w:r>
               <w:rPr>
                 <w:sz w:val="18"/>
               </w:rPr>
-              <w:t>(EPSG:3294), nodata and units in metadata</w:t>
+              <w:t>GeoTIFF</w:t>
+            </w:r>
+            <w:proofErr w:type="spellEnd"/>
+            <w:r>
+              <w:rPr>
+                <w:sz w:val="18"/>
+              </w:rPr>
+              <w:t xml:space="preserve">, explicit CRS (EPSG:3294), </w:t>
+            </w:r>
+            <w:proofErr w:type="spellStart"/>
+            <w:r>
+              <w:rPr>
+                <w:sz w:val="18"/>
+              </w:rPr>
+              <w:t>nodata</w:t>
+            </w:r>
+            <w:proofErr w:type="spellEnd"/>
+            <w:r>
+              <w:rPr>
+                <w:sz w:val="18"/>
+              </w:rPr>
+              <w:t xml:space="preserve"> and units in metadata</w:t>
             </w:r>
           </w:p>
         </w:tc>
@@ -696,11 +802,19 @@
             <w:pPr>
               <w:spacing w:after="20"/>
             </w:pPr>
+            <w:proofErr w:type="spellStart"/>
             <w:r>
               <w:rPr>
                 <w:sz w:val="18"/>
               </w:rPr>
-              <w:t>Zenodo (DOI per release)</w:t>
+              <w:t>Zenodo</w:t>
+            </w:r>
+            <w:proofErr w:type="spellEnd"/>
+            <w:r>
+              <w:rPr>
+                <w:sz w:val="18"/>
+              </w:rPr>
+              <w:t xml:space="preserve"> (DOI per release)</w:t>
             </w:r>
           </w:p>
         </w:tc>
@@ -749,11 +863,19 @@
             <w:pPr>
               <w:spacing w:after="20"/>
             </w:pPr>
+            <w:proofErr w:type="spellStart"/>
             <w:r>
               <w:rPr>
                 <w:sz w:val="18"/>
               </w:rPr>
-              <w:t>Zenodo; offered to EDI for co-listing with the LTER stream data they derive from</w:t>
+              <w:t>Zenodo</w:t>
+            </w:r>
+            <w:proofErr w:type="spellEnd"/>
+            <w:r>
+              <w:rPr>
+                <w:sz w:val="18"/>
+              </w:rPr>
+              <w:t>; offered to EDI for co-listing with the LTER stream data they derive from</w:t>
             </w:r>
           </w:p>
         </w:tc>
@@ -774,13 +896,7 @@
               <w:rPr>
                 <w:sz w:val="18"/>
               </w:rPr>
-              <w:t>Per-pixel calibrated detection-threshol</w:t>
-            </w:r>
-            <w:r>
-              <w:rPr>
-                <w:sz w:val="18"/>
-              </w:rPr>
-              <w:t>d layers (O3)</w:t>
+              <w:t>Per-pixel calibrated detection-threshold layers (O3)</w:t>
             </w:r>
           </w:p>
         </w:tc>
@@ -796,8 +912,16 @@
               <w:rPr>
                 <w:sz w:val="18"/>
               </w:rPr>
-              <w:t>Cloud-Optimized GeoTIFF</w:t>
+              <w:t xml:space="preserve">Cloud-Optimized </w:t>
             </w:r>
+            <w:proofErr w:type="spellStart"/>
+            <w:r>
+              <w:rPr>
+                <w:sz w:val="18"/>
+              </w:rPr>
+              <w:t>GeoTIFF</w:t>
+            </w:r>
+            <w:proofErr w:type="spellEnd"/>
           </w:p>
         </w:tc>
         <w:tc>
@@ -808,12 +932,14 @@
             <w:pPr>
               <w:spacing w:after="20"/>
             </w:pPr>
+            <w:proofErr w:type="spellStart"/>
             <w:r>
               <w:rPr>
                 <w:sz w:val="18"/>
               </w:rPr>
               <w:t>Zenodo</w:t>
             </w:r>
+            <w:proofErr w:type="spellEnd"/>
           </w:p>
         </w:tc>
       </w:tr>
@@ -845,12 +971,28 @@
             <w:pPr>
               <w:spacing w:after="20"/>
             </w:pPr>
+            <w:proofErr w:type="spellStart"/>
             <w:r>
               <w:rPr>
                 <w:sz w:val="18"/>
               </w:rPr>
-              <w:t>GeoPackage (OGC) / Cloud-Optimized GeoTIFF</w:t>
+              <w:t>GeoPackage</w:t>
             </w:r>
+            <w:proofErr w:type="spellEnd"/>
+            <w:r>
+              <w:rPr>
+                <w:sz w:val="18"/>
+              </w:rPr>
+              <w:t xml:space="preserve"> (OGC) / Cloud-Optimized </w:t>
+            </w:r>
+            <w:proofErr w:type="spellStart"/>
+            <w:r>
+              <w:rPr>
+                <w:sz w:val="18"/>
+              </w:rPr>
+              <w:t>GeoTIFF</w:t>
+            </w:r>
+            <w:proofErr w:type="spellEnd"/>
           </w:p>
         </w:tc>
         <w:tc>
@@ -861,12 +1003,14 @@
             <w:pPr>
               <w:spacing w:after="20"/>
             </w:pPr>
+            <w:proofErr w:type="spellStart"/>
             <w:r>
               <w:rPr>
                 <w:sz w:val="18"/>
               </w:rPr>
               <w:t>Zenodo</w:t>
             </w:r>
+            <w:proofErr w:type="spellEnd"/>
           </w:p>
         </w:tc>
       </w:tr>
@@ -898,12 +1042,28 @@
             <w:pPr>
               <w:spacing w:after="20"/>
             </w:pPr>
+            <w:proofErr w:type="spellStart"/>
             <w:r>
               <w:rPr>
                 <w:sz w:val="18"/>
               </w:rPr>
-              <w:t>GeoPackage + tile rasters</w:t>
+              <w:t>GeoPackage</w:t>
             </w:r>
+            <w:proofErr w:type="spellEnd"/>
+            <w:r>
+              <w:rPr>
+                <w:sz w:val="18"/>
+              </w:rPr>
+              <w:t xml:space="preserve"> + tile </w:t>
+            </w:r>
+            <w:proofErr w:type="spellStart"/>
+            <w:r>
+              <w:rPr>
+                <w:sz w:val="18"/>
+              </w:rPr>
+              <w:t>rasters</w:t>
+            </w:r>
+            <w:proofErr w:type="spellEnd"/>
           </w:p>
         </w:tc>
         <w:tc>
@@ -914,17 +1074,19 @@
             <w:pPr>
               <w:spacing w:after="20"/>
             </w:pPr>
+            <w:proofErr w:type="spellStart"/>
             <w:r>
               <w:rPr>
                 <w:sz w:val="18"/>
               </w:rPr>
-              <w:t xml:space="preserve">Zenodo — closing the </w:t>
+              <w:t>Zenodo</w:t>
             </w:r>
+            <w:proofErr w:type="spellEnd"/>
             <w:r>
               <w:rPr>
                 <w:sz w:val="18"/>
               </w:rPr>
-              <w:t>label-access gap this field currently has</w:t>
+              <w:t xml:space="preserve"> — closing the label-access gap this field currently has</w:t>
             </w:r>
           </w:p>
         </w:tc>
@@ -957,11 +1119,19 @@
             <w:pPr>
               <w:spacing w:after="20"/>
             </w:pPr>
+            <w:proofErr w:type="spellStart"/>
             <w:r>
               <w:rPr>
                 <w:sz w:val="18"/>
               </w:rPr>
-              <w:t>PyTorch checkpoint + ONNX export, with training configuration</w:t>
+              <w:t>PyTorch</w:t>
+            </w:r>
+            <w:proofErr w:type="spellEnd"/>
+            <w:r>
+              <w:rPr>
+                <w:sz w:val="18"/>
+              </w:rPr>
+              <w:t xml:space="preserve"> checkpoint + ONNX export, with training configuration</w:t>
             </w:r>
           </w:p>
         </w:tc>
@@ -973,12 +1143,14 @@
             <w:pPr>
               <w:spacing w:after="20"/>
             </w:pPr>
+            <w:proofErr w:type="spellStart"/>
             <w:r>
               <w:rPr>
                 <w:sz w:val="18"/>
               </w:rPr>
               <w:t>Zenodo</w:t>
             </w:r>
+            <w:proofErr w:type="spellEnd"/>
           </w:p>
         </w:tc>
       </w:tr>
@@ -998,14 +1170,7 @@
               <w:rPr>
                 <w:sz w:val="18"/>
               </w:rPr>
-              <w:t xml:space="preserve">Processing code (full pipeline: fetch → derivatives → detection → change → </w:t>
-            </w:r>
-            <w:r>
-              <w:rPr>
-                <w:sz w:val="18"/>
-              </w:rPr>
-              <w:lastRenderedPageBreak/>
-              <w:t>attribution)</w:t>
+              <w:t>Processing code (full pipeline: fetch → derivatives → detection → change → attribution)</w:t>
             </w:r>
           </w:p>
         </w:tc>
@@ -1021,21 +1186,7 @@
               <w:rPr>
                 <w:sz w:val="18"/>
               </w:rPr>
-              <w:lastRenderedPageBreak/>
-              <w:t>Python, version-controlled public</w:t>
-            </w:r>
-            <w:r>
-              <w:rPr>
-                <w:sz w:val="18"/>
-              </w:rPr>
-              <w:t xml:space="preserve"> repository, OSI-approved license </w:t>
-            </w:r>
-            <w:r>
-              <w:rPr>
-                <w:sz w:val="18"/>
-              </w:rPr>
-              <w:lastRenderedPageBreak/>
-              <w:t>(Apache-2.0)</w:t>
+              <w:t>Python, version-controlled public repository, OSI-approved license (Apache-2.0)</w:t>
             </w:r>
           </w:p>
         </w:tc>
@@ -1051,8 +1202,21 @@
               <w:rPr>
                 <w:sz w:val="18"/>
               </w:rPr>
-              <w:lastRenderedPageBreak/>
-              <w:t>Public repository, archived to Zenodo (DOI) at each release</w:t>
+              <w:t xml:space="preserve">Public repository, archived to </w:t>
+            </w:r>
+            <w:proofErr w:type="spellStart"/>
+            <w:r>
+              <w:rPr>
+                <w:sz w:val="18"/>
+              </w:rPr>
+              <w:t>Zenodo</w:t>
+            </w:r>
+            <w:proofErr w:type="spellEnd"/>
+            <w:r>
+              <w:rPr>
+                <w:sz w:val="18"/>
+              </w:rPr>
+              <w:t xml:space="preserve"> (DOI) at each release</w:t>
             </w:r>
           </w:p>
         </w:tc>
@@ -1101,11 +1265,19 @@
             <w:pPr>
               <w:spacing w:after="20"/>
             </w:pPr>
+            <w:proofErr w:type="spellStart"/>
             <w:r>
               <w:rPr>
                 <w:sz w:val="18"/>
               </w:rPr>
-              <w:t>Zenodo, with the O1 publication</w:t>
+              <w:t>Zenodo</w:t>
+            </w:r>
+            <w:proofErr w:type="spellEnd"/>
+            <w:r>
+              <w:rPr>
+                <w:sz w:val="18"/>
+              </w:rPr>
+              <w:t>, with the O1 publication</w:t>
             </w:r>
           </w:p>
         </w:tc>
@@ -1121,13 +1293,8 @@
         <w:spacing w:after="120"/>
       </w:pPr>
       <w:r>
-        <w:t xml:space="preserve">Documentation standard. Every </w:t>
-      </w:r>
-      <w:r>
-        <w:t xml:space="preserve">released raster/vector product carries: coordinate reference system (EPSG code), acquisition epochs and processing date, method summary, uncertainty estimate (NMAD/LOD95 or the O3 per-pixel layer), and a pointer to the exact code version (commit/DOI) that </w:t>
-      </w:r>
-      <w:r>
-        <w:t>produced it.</w:t>
+        <w:lastRenderedPageBreak/>
+        <w:t>Documentation standard. Every released raster/vector product carries: coordinate reference system (EPSG code), acquisition epochs and processing date, method summary, uncertainty estimate (NMAD/LOD95 or the O3 per-pixel layer), and a pointer to the exact code version (commit/DOI) that produced it.</w:t>
       </w:r>
     </w:p>
     <w:p>
@@ -1157,10 +1324,7 @@
         <w:spacing w:after="20"/>
       </w:pPr>
       <w:r>
-        <w:t xml:space="preserve">Data products: released no later than the publication of the paper they support, and at yearly </w:t>
-      </w:r>
-      <w:r>
-        <w:t>milestones r</w:t>
+        <w:t>Data products: released no later than the publication of the paper they support, and at yearly milestones r</w:t>
       </w:r>
       <w:r>
         <w:t>egardless of publication status.</w:t>
@@ -1172,10 +1336,7 @@
         <w:spacing w:after="20"/>
       </w:pPr>
       <w:r>
-        <w:t>Publications: submitted to open-access venues or archived as accepted manuscripts</w:t>
-      </w:r>
-      <w:r>
-        <w:t xml:space="preserve"> in a public repository, consistent with SMD open-access policy.</w:t>
+        <w:t>Publications: submitted to open-access venues or archived as accepted manuscripts in a public repository, consistent with SMD open-access policy.</w:t>
       </w:r>
     </w:p>
     <w:p>
@@ -1195,10 +1356,7 @@
         <w:spacing w:after="120"/>
       </w:pPr>
       <w:r>
-        <w:t>Data products: CC0 or CC-BY. Software: Apache-2.0. Third-party inputs remain under their original terms and are cited, not re-hosted, except where their license permits convenienc</w:t>
-      </w:r>
-      <w:r>
-        <w:t>e copies.</w:t>
+        <w:t>Data products: CC0 or CC-BY. Software: Apache-2.0. Third-party inputs remain under their original terms and are cited, not re-hosted, except where their license permits convenience copies.</w:t>
       </w:r>
     </w:p>
     <w:p>
@@ -1224,10 +1382,7 @@
         <w:t>, namely</w:t>
       </w:r>
       <w:r>
-        <w:t xml:space="preserve"> use with permission</w:t>
-      </w:r>
-      <w:r>
-        <w:t>, no redistribution, and a published replacement set if the project digitizes its own.</w:t>
+        <w:t xml:space="preserve"> use with permission, no redistribution, and a published replacement set if the project digitizes its own.</w:t>
       </w:r>
     </w:p>
     <w:p>
@@ -1247,15 +1402,7 @@
         <w:spacing w:after="120"/>
       </w:pPr>
       <w:r>
-        <w:t>The FI is responsible for day-to-day data management, repository hygiene, and product releases; the PI reviews each public release. Working data a</w:t>
-      </w:r>
-      <w:r>
-        <w:t xml:space="preserve">re stored on institutionally backed storage with an off-machine mirror; the public archives </w:t>
-      </w:r>
-      <w:bookmarkStart w:id="0" w:name="_GoBack"/>
-      <w:bookmarkEnd w:id="0"/>
-      <w:r>
-        <w:t>provide long-term preservation beyond the award period.</w:t>
+        <w:t>The FI is responsible for day-to-day data management, repository hygiene, and product releases; the PI reviews each public release. Working data are stored on institutionally backed storage with an off-machine mirror; the public archives provide long-term preservation beyond the award period.</w:t>
       </w:r>
     </w:p>
     <w:p>
@@ -1275,10 +1422,23 @@
         <w:spacing w:after="120"/>
       </w:pPr>
       <w:r>
-        <w:t xml:space="preserve">Every number and figure in project publications will regenerate </w:t>
+        <w:t xml:space="preserve">Every number and figure in project publications will regenerate from public inputs via the released code: a single documented command sequence per product. Heavy intermediate </w:t>
       </w:r>
+      <w:proofErr w:type="spellStart"/>
       <w:r>
-        <w:t>from public inputs via the released code: a single documented command sequence per product. Heavy intermediate rasters are treated as regenerable and are not archived; the scripts and small tables/figures that define them are.</w:t>
+        <w:t>rasters</w:t>
+      </w:r>
+      <w:proofErr w:type="spellEnd"/>
+      <w:r>
+        <w:t xml:space="preserve"> are treated as </w:t>
+      </w:r>
+      <w:proofErr w:type="spellStart"/>
+      <w:r>
+        <w:t>regenerable</w:t>
+      </w:r>
+      <w:proofErr w:type="spellEnd"/>
+      <w:r>
+        <w:t xml:space="preserve"> and are not archived; the scripts and small tables/figures that define them are.</w:t>
       </w:r>
     </w:p>
     <w:sectPr>
@@ -1357,7 +1517,7 @@
       <w:rPr>
         <w:noProof/>
       </w:rPr>
-      <w:t>1</w:t>
+      <w:t>2</w:t>
     </w:r>
     <w:r>
       <w:fldChar w:fldCharType="end"/>
@@ -13301,7 +13461,7 @@
 </file>
 
 <file path=customXml/itemProps1.xml><?xml version="1.0" encoding="utf-8"?>
-<ds:datastoreItem xmlns:ds="http://schemas.openxmlformats.org/officeDocument/2006/customXml" ds:itemID="{F98EA2D5-B38E-44E1-9D98-2650941B90E4}">
+<ds:datastoreItem xmlns:ds="http://schemas.openxmlformats.org/officeDocument/2006/customXml" ds:itemID="{797B65B3-BAC1-4C4F-91D0-4CCCF90403D4}">
   <ds:schemaRefs>
     <ds:schemaRef ds:uri="http://schemas.openxmlformats.org/officeDocument/2006/bibliography"/>
   </ds:schemaRefs>
